--- a/docs/syllabus/Syllabus_LPCI1222_Electricite_2.docx
+++ b/docs/syllabus/Syllabus_LPCI1222_Electricite_2.docx
@@ -2687,7 +2687,7 @@
                 <w:color w:val="000000" w:themeColor="text1"/>
                 <w:lang w:val="fr-FR"/>
               </w:rPr>
-              <w:t xml:space="preserve">A11 : Sources, ordres de grandeur et lignes du champ magnétique (cahier ch. 1, fiche 01).</w:t>
+              <w:t xml:space="preserve">A11 : Connaître les sources du champ magnétique et ses ordres de grandeur (cahier ch. 1, fiche 01).</w:t>
             </w:r>
           </w:p>
           <w:p>
@@ -2705,7 +2705,7 @@
                 <w:color w:val="000000" w:themeColor="text1"/>
                 <w:lang w:val="fr-FR"/>
               </w:rPr>
-              <w:t xml:space="preserve">A12 : Symétries et conservation du flux magnétique (cahier ch. 1, fiche 04).</w:t>
+              <w:t xml:space="preserve">A12 : Utiliser les symétries et la conservation du flux magnétique (cahier ch. 1, fiche 04).</w:t>
             </w:r>
           </w:p>
         </w:tc>
@@ -2933,7 +2933,7 @@
                 <w:color w:val="000000" w:themeColor="text1"/>
                 <w:lang w:val="fr-FR"/>
               </w:rPr>
-              <w:t xml:space="preserve">A21 : Calcul de champs par la loi de Biot et Savart : spire carrée, bobines de Helmholtz (cahier ch. 1, fiche 02 ; TD n°1, ex. 1 et 2).</w:t>
+              <w:t xml:space="preserve">A21 : Calculer un champ par la loi de Biot et Savart : fil et spire (cahier ch. 1, fiche 02 ; TD n°1, ex. 1 et 2).</w:t>
             </w:r>
           </w:p>
           <w:p>
@@ -2951,7 +2951,7 @@
                 <w:color w:val="000000" w:themeColor="text1"/>
                 <w:lang w:val="fr-FR"/>
               </w:rPr>
-              <w:t xml:space="preserve">A22 : Champ d’un solénoïde de longueur finie (cahier ch. 1, fiche 03 ; TD n°1, ex. 3).</w:t>
+              <w:t xml:space="preserve">A22 : Calculer le champ d’un solénoïde (cahier ch. 1, fiche 03 ; TD n°1, ex. 3).</w:t>
             </w:r>
           </w:p>
           <w:p>
@@ -2969,7 +2969,25 @@
                 <w:color w:val="000000" w:themeColor="text1"/>
                 <w:lang w:val="fr-FR"/>
               </w:rPr>
-              <w:t xml:space="preserve">A23 : Application du théorème d’Ampère : câble coaxial, tore, conducteur non uniforme (cahier ch. 1, fiche 05 ; TD n°1, ex. 4 à 6).</w:t>
+              <w:t xml:space="preserve">A23 : Appliquer le théorème d’Ampère (cahier ch. 1, fiche 05 ; TD n°1, ex. 4 à 6).</w:t>
+            </w:r>
+          </w:p>
+          <w:p>
+            <w:pPr>
+              <w:spacing w:after="60" w:line="240" w:lineRule="auto"/>
+              <w:rPr>
+                <w:rFonts w:ascii="Tahoma" w:hAnsi="Tahoma" w:cs="Tahoma"/>
+                <w:color w:val="000000" w:themeColor="text1"/>
+                <w:lang w:val="fr-FR"/>
+              </w:rPr>
+            </w:pPr>
+            <w:r>
+              <w:rPr>
+                <w:rFonts w:ascii="Tahoma" w:hAnsi="Tahoma" w:cs="Tahoma"/>
+                <w:color w:val="000000" w:themeColor="text1"/>
+                <w:lang w:val="fr-FR"/>
+              </w:rPr>
+              <w:t xml:space="preserve">B1 : bilan du chapitre 1 : quiz, exercices d’entraînement et grille d’autoévaluation (cahier ch. 1, fiche 08).</w:t>
             </w:r>
           </w:p>
         </w:tc>
@@ -3200,7 +3218,7 @@
                 <w:color w:val="000000" w:themeColor="text1"/>
                 <w:lang w:val="fr-FR"/>
               </w:rPr>
-              <w:t xml:space="preserve">A31 : Particule chargée dans un champ magnétique : spectrographe de masse, effet Hall (cahier ch. 1, fiche 06 ; TD n°1, ex. 7 et 10).</w:t>
+              <w:t xml:space="preserve">A31 : Utiliser la force de Lorentz : particule chargée dans un champ magnétique (cahier ch. 1, fiche 06 ; TD n°1, ex. 7 et 10).</w:t>
             </w:r>
           </w:p>
           <w:p>
@@ -3218,7 +3236,7 @@
                 <w:color w:val="000000" w:themeColor="text1"/>
                 <w:lang w:val="fr-FR"/>
               </w:rPr>
-              <w:t xml:space="preserve">A32 : Force de Laplace, couple sur un cadre, moment magnétique (cahier ch. 1, fiche 07 ; TD n°1, ex. 8 et 9).</w:t>
+              <w:t xml:space="preserve">A32 : Utiliser la force de Laplace et le moment magnétique (cahier ch. 1, fiche 07 ; TD n°1, ex. 8 et 9).</w:t>
             </w:r>
           </w:p>
         </w:tc>
@@ -3445,7 +3463,7 @@
                 <w:color w:val="000000" w:themeColor="text1"/>
                 <w:lang w:val="fr-FR"/>
               </w:rPr>
-              <w:t xml:space="preserve">A41 : Flux magnétique et loi de Faraday : force électromotrice induite (cahier d’activités du chapitre 3, à paraître).</w:t>
+              <w:t xml:space="preserve">A41 : Flux magnétique et loi de Faraday : force électromotrice induite (cahier du chapitre 3, à paraître).</w:t>
             </w:r>
           </w:p>
           <w:p>
@@ -3746,7 +3764,7 @@
                 <w:color w:val="000000" w:themeColor="text1"/>
                 <w:lang w:val="fr-FR"/>
               </w:rPr>
-              <w:t xml:space="preserve">A53 : Circuit RLC série en régime sinusoïdal : impédance, résonance, bande passante, facteur de qualité (TP 12 sur la plateforme ; cahier du chapitre 5, à paraître).</w:t>
+              <w:t xml:space="preserve">A53 : Circuit RLC série en régime sinusoïdal : impédance, résonance, bande passante, facteur de qualité (TP 12 ; cahier du chapitre 5, à paraître).</w:t>
             </w:r>
           </w:p>
           <w:p>
@@ -3764,7 +3782,7 @@
                 <w:color w:val="000000" w:themeColor="text1"/>
                 <w:lang w:val="fr-FR"/>
               </w:rPr>
-              <w:t xml:space="preserve">A54 : Rappel : condensateur et bobine en régime continu (cahier d’Électricité 1, ch. 4, fiche 09).</w:t>
+              <w:t xml:space="preserve">A54 : Rappel : condensateur et bobine en régime continu (cahier d’Électricité 1, chapitre 4, fiche 09).</w:t>
             </w:r>
           </w:p>
         </w:tc>
